--- a/워드/A4_학생용_워크북.docx
+++ b/워드/A4_학생용_워크북.docx
@@ -2652,7 +2652,7 @@
           <w:b w:val="0"/>
           <w:sz w:val="20"/>
         </w:rPr>
-        <w:t>☐  질문 5개를 받았다</w:t>
+        <w:t>☐  AI가 준 질문을 기록 칸에 붙여넣었다</w:t>
       </w:r>
     </w:p>
     <w:p>
@@ -3681,7 +3681,7 @@
           <w:b w:val="0"/>
           <w:sz w:val="20"/>
         </w:rPr>
-        <w:t>☐  본문 없이 항목만 받았다</w:t>
+        <w:t>☐  본문 없이 항목만 받았는지 확인했다 (본문이 딸려 왔으면 다시 요청했다)</w:t>
       </w:r>
     </w:p>
     <w:p>
@@ -3695,7 +3695,7 @@
           <w:b w:val="0"/>
           <w:sz w:val="20"/>
         </w:rPr>
-        <w:t>☐  ‘관찰한 것’과 ‘예상과 달랐던 점’ 항목이 있다</w:t>
+        <w:t>☐  ‘관찰한 것’과 ‘예상과 달랐던 점’ 항목이 있는지 확인했다 (없으면 추가 요청했다)</w:t>
       </w:r>
     </w:p>
     <w:p>
@@ -4145,7 +4145,7 @@
           <w:b w:val="0"/>
           <w:sz w:val="20"/>
         </w:rPr>
-        <w:t>☐  ‘예상과 달랐던 점’ 항목이 있다</w:t>
+        <w:t>☐  ‘예상과 달랐던 점’ 항목이 있는지 확인했다 (없으면 추가 요청했다)</w:t>
       </w:r>
     </w:p>
     <w:p>
@@ -4918,7 +4918,7 @@
           <w:b w:val="0"/>
           <w:sz w:val="20"/>
         </w:rPr>
-        <w:t>☐  뼈대 순서대로 나왔다</w:t>
+        <w:t>☐  뼈대 순서대로 나왔는지 대조했다 (다르면 다시 요청했다)</w:t>
       </w:r>
     </w:p>
     <w:p>
@@ -4932,7 +4932,7 @@
           <w:b w:val="0"/>
           <w:sz w:val="20"/>
         </w:rPr>
-        <w:t>☐  [내가 채울 것] 표시가 남아 있다</w:t>
+        <w:t>☐  [내가 채울 것] 표시가 남아 있는지 확인했다 (숫자가 채워져 있으면 다시 요청했다)</w:t>
       </w:r>
     </w:p>
     <w:p>
@@ -4960,7 +4960,7 @@
           <w:b w:val="0"/>
           <w:sz w:val="20"/>
         </w:rPr>
-        <w:t>☐  실명·학교명이 들어가지 않았다</w:t>
+        <w:t>☐  실명·학교명이 들어갔는지 훑어보았다 (있으면 고쳤다)</w:t>
       </w:r>
     </w:p>
     <w:p>
@@ -5982,7 +5982,7 @@
           <w:b w:val="0"/>
           <w:sz w:val="20"/>
         </w:rPr>
-        <w:t>☐  그 항목만 다시 받았다</w:t>
+        <w:t>☐  그 항목만 다시 받았는지 확인했다 (전체가 다시 왔으면 앞의 수정이 살아 있는지 확인했다)</w:t>
       </w:r>
     </w:p>
     <w:p>
@@ -5996,7 +5996,7 @@
           <w:b w:val="0"/>
           <w:sz w:val="20"/>
         </w:rPr>
-        <w:t>☐  배운 점 자리가 비워져 있다</w:t>
+        <w:t>☐  배운 점 자리가 비워져 있는지 확인했다 (채워져 있으면 비워 달라고 요청했다)</w:t>
       </w:r>
     </w:p>
     <w:p>
@@ -8110,7 +8110,7 @@
           <w:b w:val="0"/>
           <w:sz w:val="20"/>
         </w:rPr>
-        <w:t>☐  짝과 서로 보고서를 바꿔 읽었다</w:t>
+        <w:t>☐  보고서를 기준에 따라 읽어 보았다 (짝과 바꿔 읽거나, 혼자면 소리 내어 읽었다)</w:t>
       </w:r>
     </w:p>
     <w:p>

--- a/워드/A4_학생용_워크북.docx
+++ b/워드/A4_학생용_워크북.docx
@@ -2019,6 +2019,81 @@
         <w:t>▷ 기록 — AI가 짚은 ‘중심 경험’ 한 문장을 붙여넣으세요</w:t>
       </w:r>
     </w:p>
+    <w:p>
+      <w:pPr>
+        <w:spacing w:before="0" w:after="0"/>
+        <w:ind w:left="170"/>
+      </w:pPr>
+      <w:r>
+        <w:rPr>
+          <w:rFonts w:ascii="맑은 고딕" w:hAnsi="맑은 고딕" w:eastAsia="맑은 고딕"/>
+          <w:b w:val="0"/>
+          <w:color w:val="9AA4B2"/>
+          <w:sz w:val="18"/>
+        </w:rPr>
+        <w:t>이 보고서의 중심은</w:t>
+      </w:r>
+    </w:p>
+    <w:p>
+      <w:pPr>
+        <w:spacing w:before="0" w:after="0"/>
+        <w:ind w:left="170"/>
+      </w:pPr>
+      <w:r>
+        <w:rPr>
+          <w:rFonts w:ascii="맑은 고딕" w:hAnsi="맑은 고딕" w:eastAsia="맑은 고딕"/>
+          <w:b w:val="0"/>
+          <w:color w:val="9AA4B2"/>
+          <w:sz w:val="18"/>
+        </w:rPr>
+        <w:t xml:space="preserve">→ </w:t>
+      </w:r>
+    </w:p>
+    <w:p>
+      <w:pPr>
+        <w:spacing w:before="0" w:after="0"/>
+        <w:ind w:left="170"/>
+      </w:pPr>
+      <w:r>
+        <w:rPr>
+          <w:rFonts w:ascii="맑은 고딕" w:hAnsi="맑은 고딕" w:eastAsia="맑은 고딕"/>
+          <w:b w:val="0"/>
+          <w:color w:val="9AA4B2"/>
+          <w:sz w:val="18"/>
+        </w:rPr>
+        <w:t xml:space="preserve"> </w:t>
+      </w:r>
+    </w:p>
+    <w:p>
+      <w:pPr>
+        <w:spacing w:before="0" w:after="0"/>
+        <w:ind w:left="170"/>
+      </w:pPr>
+      <w:r>
+        <w:rPr>
+          <w:rFonts w:ascii="맑은 고딕" w:hAnsi="맑은 고딕" w:eastAsia="맑은 고딕"/>
+          <w:b w:val="0"/>
+          <w:color w:val="9AA4B2"/>
+          <w:sz w:val="18"/>
+        </w:rPr>
+        <w:t>AI가 되물어 온 것 :</w:t>
+      </w:r>
+    </w:p>
+    <w:p>
+      <w:pPr>
+        <w:spacing w:before="0" w:after="0"/>
+        <w:ind w:left="170"/>
+      </w:pPr>
+      <w:r>
+        <w:rPr>
+          <w:rFonts w:ascii="맑은 고딕" w:hAnsi="맑은 고딕" w:eastAsia="맑은 고딕"/>
+          <w:b w:val="0"/>
+          <w:color w:val="9AA4B2"/>
+          <w:sz w:val="18"/>
+        </w:rPr>
+        <w:t>→ 내 답 :</w:t>
+      </w:r>
+    </w:p>
     <w:tbl>
       <w:tblPr>
         <w:tblW w:type="auto" w:w="0"/>
@@ -2030,7 +2105,7 @@
       </w:tblGrid>
       <w:tr>
         <w:trPr>
-          <w:trHeight w:hRule="atLeast" w:val="2041"/>
+          <w:trHeight w:hRule="atLeast" w:val="1049"/>
         </w:trPr>
         <w:tc>
           <w:tcPr>
@@ -2589,6 +2664,36 @@
         <w:t>5.</w:t>
       </w:r>
     </w:p>
+    <w:p>
+      <w:pPr>
+        <w:spacing w:before="0" w:after="0"/>
+        <w:ind w:left="170"/>
+      </w:pPr>
+      <w:r>
+        <w:rPr>
+          <w:rFonts w:ascii="맑은 고딕" w:hAnsi="맑은 고딕" w:eastAsia="맑은 고딕"/>
+          <w:b w:val="0"/>
+          <w:color w:val="9AA4B2"/>
+          <w:sz w:val="18"/>
+        </w:rPr>
+        <w:t xml:space="preserve"> </w:t>
+      </w:r>
+    </w:p>
+    <w:p>
+      <w:pPr>
+        <w:spacing w:before="0" w:after="0"/>
+        <w:ind w:left="170"/>
+      </w:pPr>
+      <w:r>
+        <w:rPr>
+          <w:rFonts w:ascii="맑은 고딕" w:hAnsi="맑은 고딕" w:eastAsia="맑은 고딕"/>
+          <w:b w:val="0"/>
+          <w:color w:val="9AA4B2"/>
+          <w:sz w:val="18"/>
+        </w:rPr>
+        <w:t>→ 이 중에서 내가 바로 답하기 어려운 것 :</w:t>
+      </w:r>
+    </w:p>
     <w:tbl>
       <w:tblPr>
         <w:tblW w:type="auto" w:w="0"/>
@@ -2600,7 +2705,7 @@
       </w:tblGrid>
       <w:tr>
         <w:trPr>
-          <w:trHeight w:hRule="atLeast" w:val="1049"/>
+          <w:trHeight w:hRule="atLeast" w:val="680"/>
         </w:trPr>
         <w:tc>
           <w:tcPr>
@@ -3029,7 +3134,7 @@
           <w:color w:val="9AA4B2"/>
           <w:sz w:val="18"/>
         </w:rPr>
-        <w:t>1) …</w:t>
+        <w:t>1)</w:t>
       </w:r>
     </w:p>
     <w:p>
@@ -3044,7 +3149,97 @@
           <w:color w:val="9AA4B2"/>
           <w:sz w:val="18"/>
         </w:rPr>
-        <w:t>2) …</w:t>
+        <w:t>2)</w:t>
+      </w:r>
+    </w:p>
+    <w:p>
+      <w:pPr>
+        <w:spacing w:before="0" w:after="0"/>
+        <w:ind w:left="170"/>
+      </w:pPr>
+      <w:r>
+        <w:rPr>
+          <w:rFonts w:ascii="맑은 고딕" w:hAnsi="맑은 고딕" w:eastAsia="맑은 고딕"/>
+          <w:b w:val="0"/>
+          <w:color w:val="9AA4B2"/>
+          <w:sz w:val="18"/>
+        </w:rPr>
+        <w:t>3)</w:t>
+      </w:r>
+    </w:p>
+    <w:p>
+      <w:pPr>
+        <w:spacing w:before="0" w:after="0"/>
+        <w:ind w:left="170"/>
+      </w:pPr>
+      <w:r>
+        <w:rPr>
+          <w:rFonts w:ascii="맑은 고딕" w:hAnsi="맑은 고딕" w:eastAsia="맑은 고딕"/>
+          <w:b w:val="0"/>
+          <w:color w:val="9AA4B2"/>
+          <w:sz w:val="18"/>
+        </w:rPr>
+        <w:t>4)</w:t>
+      </w:r>
+    </w:p>
+    <w:p>
+      <w:pPr>
+        <w:spacing w:before="0" w:after="0"/>
+        <w:ind w:left="170"/>
+      </w:pPr>
+      <w:r>
+        <w:rPr>
+          <w:rFonts w:ascii="맑은 고딕" w:hAnsi="맑은 고딕" w:eastAsia="맑은 고딕"/>
+          <w:b w:val="0"/>
+          <w:color w:val="9AA4B2"/>
+          <w:sz w:val="18"/>
+        </w:rPr>
+        <w:t>5)</w:t>
+      </w:r>
+    </w:p>
+    <w:p>
+      <w:pPr>
+        <w:spacing w:before="0" w:after="0"/>
+        <w:ind w:left="170"/>
+      </w:pPr>
+      <w:r>
+        <w:rPr>
+          <w:rFonts w:ascii="맑은 고딕" w:hAnsi="맑은 고딕" w:eastAsia="맑은 고딕"/>
+          <w:b w:val="0"/>
+          <w:color w:val="9AA4B2"/>
+          <w:sz w:val="18"/>
+        </w:rPr>
+        <w:t xml:space="preserve"> </w:t>
+      </w:r>
+    </w:p>
+    <w:p>
+      <w:pPr>
+        <w:spacing w:before="0" w:after="0"/>
+        <w:ind w:left="170"/>
+      </w:pPr>
+      <w:r>
+        <w:rPr>
+          <w:rFonts w:ascii="맑은 고딕" w:hAnsi="맑은 고딕" w:eastAsia="맑은 고딕"/>
+          <w:b w:val="0"/>
+          <w:color w:val="9AA4B2"/>
+          <w:sz w:val="18"/>
+        </w:rPr>
+        <w:t>→ 자료가 없어 ‘자료 없음’이라고 적은 것 :</w:t>
+      </w:r>
+    </w:p>
+    <w:p>
+      <w:pPr>
+        <w:spacing w:before="0" w:after="0"/>
+        <w:ind w:left="170"/>
+      </w:pPr>
+      <w:r>
+        <w:rPr>
+          <w:rFonts w:ascii="맑은 고딕" w:hAnsi="맑은 고딕" w:eastAsia="맑은 고딕"/>
+          <w:b w:val="0"/>
+          <w:color w:val="9AA4B2"/>
+          <w:sz w:val="18"/>
+        </w:rPr>
+        <w:t>→ AI가 알려 준 처리 방법 :</w:t>
       </w:r>
     </w:p>
     <w:tbl>
@@ -3058,7 +3253,7 @@
       </w:tblGrid>
       <w:tr>
         <w:trPr>
-          <w:trHeight w:hRule="atLeast" w:val="1644"/>
+          <w:trHeight w:hRule="atLeast" w:val="680"/>
         </w:trPr>
         <w:tc>
           <w:tcPr>
@@ -3600,7 +3795,7 @@
           <w:color w:val="9AA4B2"/>
           <w:sz w:val="18"/>
         </w:rPr>
-        <w:t>1. …</w:t>
+        <w:t>1.</w:t>
       </w:r>
     </w:p>
     <w:p>
@@ -3615,7 +3810,97 @@
           <w:color w:val="9AA4B2"/>
           <w:sz w:val="18"/>
         </w:rPr>
-        <w:t>2. …</w:t>
+        <w:t>2.</w:t>
+      </w:r>
+    </w:p>
+    <w:p>
+      <w:pPr>
+        <w:spacing w:before="0" w:after="0"/>
+        <w:ind w:left="170"/>
+      </w:pPr>
+      <w:r>
+        <w:rPr>
+          <w:rFonts w:ascii="맑은 고딕" w:hAnsi="맑은 고딕" w:eastAsia="맑은 고딕"/>
+          <w:b w:val="0"/>
+          <w:color w:val="9AA4B2"/>
+          <w:sz w:val="18"/>
+        </w:rPr>
+        <w:t>3.</w:t>
+      </w:r>
+    </w:p>
+    <w:p>
+      <w:pPr>
+        <w:spacing w:before="0" w:after="0"/>
+        <w:ind w:left="170"/>
+      </w:pPr>
+      <w:r>
+        <w:rPr>
+          <w:rFonts w:ascii="맑은 고딕" w:hAnsi="맑은 고딕" w:eastAsia="맑은 고딕"/>
+          <w:b w:val="0"/>
+          <w:color w:val="9AA4B2"/>
+          <w:sz w:val="18"/>
+        </w:rPr>
+        <w:t>4.</w:t>
+      </w:r>
+    </w:p>
+    <w:p>
+      <w:pPr>
+        <w:spacing w:before="0" w:after="0"/>
+        <w:ind w:left="170"/>
+      </w:pPr>
+      <w:r>
+        <w:rPr>
+          <w:rFonts w:ascii="맑은 고딕" w:hAnsi="맑은 고딕" w:eastAsia="맑은 고딕"/>
+          <w:b w:val="0"/>
+          <w:color w:val="9AA4B2"/>
+          <w:sz w:val="18"/>
+        </w:rPr>
+        <w:t>5.</w:t>
+      </w:r>
+    </w:p>
+    <w:p>
+      <w:pPr>
+        <w:spacing w:before="0" w:after="0"/>
+        <w:ind w:left="170"/>
+      </w:pPr>
+      <w:r>
+        <w:rPr>
+          <w:rFonts w:ascii="맑은 고딕" w:hAnsi="맑은 고딕" w:eastAsia="맑은 고딕"/>
+          <w:b w:val="0"/>
+          <w:color w:val="9AA4B2"/>
+          <w:sz w:val="18"/>
+        </w:rPr>
+        <w:t>6.</w:t>
+      </w:r>
+    </w:p>
+    <w:p>
+      <w:pPr>
+        <w:spacing w:before="0" w:after="0"/>
+        <w:ind w:left="170"/>
+      </w:pPr>
+      <w:r>
+        <w:rPr>
+          <w:rFonts w:ascii="맑은 고딕" w:hAnsi="맑은 고딕" w:eastAsia="맑은 고딕"/>
+          <w:b w:val="0"/>
+          <w:color w:val="9AA4B2"/>
+          <w:sz w:val="18"/>
+        </w:rPr>
+        <w:t xml:space="preserve"> </w:t>
+      </w:r>
+    </w:p>
+    <w:p>
+      <w:pPr>
+        <w:spacing w:before="0" w:after="0"/>
+        <w:ind w:left="170"/>
+      </w:pPr>
+      <w:r>
+        <w:rPr>
+          <w:rFonts w:ascii="맑은 고딕" w:hAnsi="맑은 고딕" w:eastAsia="맑은 고딕"/>
+          <w:b w:val="0"/>
+          <w:color w:val="9AA4B2"/>
+          <w:sz w:val="18"/>
+        </w:rPr>
+        <w:t>→ 선생님이 요구한 항목 중 빠진 것 :</w:t>
       </w:r>
     </w:p>
     <w:tbl>
@@ -3629,7 +3914,7 @@
       </w:tblGrid>
       <w:tr>
         <w:trPr>
-          <w:trHeight w:hRule="atLeast" w:val="1644"/>
+          <w:trHeight w:hRule="atLeast" w:val="680"/>
         </w:trPr>
         <w:tc>
           <w:tcPr>
@@ -4050,7 +4335,7 @@
           <w:color w:val="9AA4B2"/>
           <w:sz w:val="18"/>
         </w:rPr>
-        <w:t>1. …</w:t>
+        <w:t>1.</w:t>
       </w:r>
     </w:p>
     <w:p>
@@ -4065,7 +4350,112 @@
           <w:color w:val="9AA4B2"/>
           <w:sz w:val="18"/>
         </w:rPr>
-        <w:t>2. …</w:t>
+        <w:t>2.</w:t>
+      </w:r>
+    </w:p>
+    <w:p>
+      <w:pPr>
+        <w:spacing w:before="0" w:after="0"/>
+        <w:ind w:left="170"/>
+      </w:pPr>
+      <w:r>
+        <w:rPr>
+          <w:rFonts w:ascii="맑은 고딕" w:hAnsi="맑은 고딕" w:eastAsia="맑은 고딕"/>
+          <w:b w:val="0"/>
+          <w:color w:val="9AA4B2"/>
+          <w:sz w:val="18"/>
+        </w:rPr>
+        <w:t>3.</w:t>
+      </w:r>
+    </w:p>
+    <w:p>
+      <w:pPr>
+        <w:spacing w:before="0" w:after="0"/>
+        <w:ind w:left="170"/>
+      </w:pPr>
+      <w:r>
+        <w:rPr>
+          <w:rFonts w:ascii="맑은 고딕" w:hAnsi="맑은 고딕" w:eastAsia="맑은 고딕"/>
+          <w:b w:val="0"/>
+          <w:color w:val="9AA4B2"/>
+          <w:sz w:val="18"/>
+        </w:rPr>
+        <w:t>4.</w:t>
+      </w:r>
+    </w:p>
+    <w:p>
+      <w:pPr>
+        <w:spacing w:before="0" w:after="0"/>
+        <w:ind w:left="170"/>
+      </w:pPr>
+      <w:r>
+        <w:rPr>
+          <w:rFonts w:ascii="맑은 고딕" w:hAnsi="맑은 고딕" w:eastAsia="맑은 고딕"/>
+          <w:b w:val="0"/>
+          <w:color w:val="9AA4B2"/>
+          <w:sz w:val="18"/>
+        </w:rPr>
+        <w:t>5.</w:t>
+      </w:r>
+    </w:p>
+    <w:p>
+      <w:pPr>
+        <w:spacing w:before="0" w:after="0"/>
+        <w:ind w:left="170"/>
+      </w:pPr>
+      <w:r>
+        <w:rPr>
+          <w:rFonts w:ascii="맑은 고딕" w:hAnsi="맑은 고딕" w:eastAsia="맑은 고딕"/>
+          <w:b w:val="0"/>
+          <w:color w:val="9AA4B2"/>
+          <w:sz w:val="18"/>
+        </w:rPr>
+        <w:t>6.</w:t>
+      </w:r>
+    </w:p>
+    <w:p>
+      <w:pPr>
+        <w:spacing w:before="0" w:after="0"/>
+        <w:ind w:left="170"/>
+      </w:pPr>
+      <w:r>
+        <w:rPr>
+          <w:rFonts w:ascii="맑은 고딕" w:hAnsi="맑은 고딕" w:eastAsia="맑은 고딕"/>
+          <w:b w:val="0"/>
+          <w:color w:val="9AA4B2"/>
+          <w:sz w:val="18"/>
+        </w:rPr>
+        <w:t xml:space="preserve"> </w:t>
+      </w:r>
+    </w:p>
+    <w:p>
+      <w:pPr>
+        <w:spacing w:before="0" w:after="0"/>
+        <w:ind w:left="170"/>
+      </w:pPr>
+      <w:r>
+        <w:rPr>
+          <w:rFonts w:ascii="맑은 고딕" w:hAnsi="맑은 고딕" w:eastAsia="맑은 고딕"/>
+          <w:b w:val="0"/>
+          <w:color w:val="9AA4B2"/>
+          <w:sz w:val="18"/>
+        </w:rPr>
+        <w:t>→ 내가 추가로 요청한 것 :</w:t>
+      </w:r>
+    </w:p>
+    <w:p>
+      <w:pPr>
+        <w:spacing w:before="0" w:after="0"/>
+        <w:ind w:left="170"/>
+      </w:pPr>
+      <w:r>
+        <w:rPr>
+          <w:rFonts w:ascii="맑은 고딕" w:hAnsi="맑은 고딕" w:eastAsia="맑은 고딕"/>
+          <w:b w:val="0"/>
+          <w:color w:val="9AA4B2"/>
+          <w:sz w:val="18"/>
+        </w:rPr>
+        <w:t>→ 최종 확정 :</w:t>
       </w:r>
     </w:p>
     <w:tbl>
@@ -4079,7 +4469,7 @@
       </w:tblGrid>
       <w:tr>
         <w:trPr>
-          <w:trHeight w:hRule="atLeast" w:val="1644"/>
+          <w:trHeight w:hRule="atLeast" w:val="680"/>
         </w:trPr>
         <w:tc>
           <w:tcPr>
@@ -4852,7 +5242,157 @@
           <w:color w:val="9AA4B2"/>
           <w:sz w:val="18"/>
         </w:rPr>
-        <w:t>…</w:t>
+        <w:t>· 언제 :</w:t>
+      </w:r>
+    </w:p>
+    <w:p>
+      <w:pPr>
+        <w:spacing w:before="0" w:after="0"/>
+        <w:ind w:left="170"/>
+      </w:pPr>
+      <w:r>
+        <w:rPr>
+          <w:rFonts w:ascii="맑은 고딕" w:hAnsi="맑은 고딕" w:eastAsia="맑은 고딕"/>
+          <w:b w:val="0"/>
+          <w:color w:val="9AA4B2"/>
+          <w:sz w:val="18"/>
+        </w:rPr>
+        <w:t>· 어디서 :</w:t>
+      </w:r>
+    </w:p>
+    <w:p>
+      <w:pPr>
+        <w:spacing w:before="0" w:after="0"/>
+        <w:ind w:left="170"/>
+      </w:pPr>
+      <w:r>
+        <w:rPr>
+          <w:rFonts w:ascii="맑은 고딕" w:hAnsi="맑은 고딕" w:eastAsia="맑은 고딕"/>
+          <w:b w:val="0"/>
+          <w:color w:val="9AA4B2"/>
+          <w:sz w:val="18"/>
+        </w:rPr>
+        <w:t>· 무엇을 :</w:t>
+      </w:r>
+    </w:p>
+    <w:p>
+      <w:pPr>
+        <w:spacing w:before="0" w:after="0"/>
+        <w:ind w:left="170"/>
+      </w:pPr>
+      <w:r>
+        <w:rPr>
+          <w:rFonts w:ascii="맑은 고딕" w:hAnsi="맑은 고딕" w:eastAsia="맑은 고딕"/>
+          <w:b w:val="0"/>
+          <w:color w:val="9AA4B2"/>
+          <w:sz w:val="18"/>
+        </w:rPr>
+        <w:t xml:space="preserve"> </w:t>
+      </w:r>
+    </w:p>
+    <w:p>
+      <w:pPr>
+        <w:spacing w:before="0" w:after="0"/>
+        <w:ind w:left="170"/>
+      </w:pPr>
+      <w:r>
+        <w:rPr>
+          <w:rFonts w:ascii="맑은 고딕" w:hAnsi="맑은 고딕" w:eastAsia="맑은 고딕"/>
+          <w:b w:val="0"/>
+          <w:color w:val="9AA4B2"/>
+          <w:sz w:val="18"/>
+        </w:rPr>
+        <w:t>2. 관찰한 것</w:t>
+      </w:r>
+    </w:p>
+    <w:p>
+      <w:pPr>
+        <w:spacing w:before="0" w:after="0"/>
+        <w:ind w:left="170"/>
+      </w:pPr>
+      <w:r>
+        <w:rPr>
+          <w:rFonts w:ascii="맑은 고딕" w:hAnsi="맑은 고딕" w:eastAsia="맑은 고딕"/>
+          <w:b w:val="0"/>
+          <w:color w:val="9AA4B2"/>
+          <w:sz w:val="18"/>
+        </w:rPr>
+        <w:t xml:space="preserve"> </w:t>
+      </w:r>
+    </w:p>
+    <w:p>
+      <w:pPr>
+        <w:spacing w:before="0" w:after="0"/>
+        <w:ind w:left="170"/>
+      </w:pPr>
+      <w:r>
+        <w:rPr>
+          <w:rFonts w:ascii="맑은 고딕" w:hAnsi="맑은 고딕" w:eastAsia="맑은 고딕"/>
+          <w:b w:val="0"/>
+          <w:color w:val="9AA4B2"/>
+          <w:sz w:val="18"/>
+        </w:rPr>
+        <w:t>3. 예상과 달랐던 점</w:t>
+      </w:r>
+    </w:p>
+    <w:p>
+      <w:pPr>
+        <w:spacing w:before="0" w:after="0"/>
+        <w:ind w:left="170"/>
+      </w:pPr>
+      <w:r>
+        <w:rPr>
+          <w:rFonts w:ascii="맑은 고딕" w:hAnsi="맑은 고딕" w:eastAsia="맑은 고딕"/>
+          <w:b w:val="0"/>
+          <w:color w:val="9AA4B2"/>
+          <w:sz w:val="18"/>
+        </w:rPr>
+        <w:t xml:space="preserve"> </w:t>
+      </w:r>
+    </w:p>
+    <w:p>
+      <w:pPr>
+        <w:spacing w:before="0" w:after="0"/>
+        <w:ind w:left="170"/>
+      </w:pPr>
+      <w:r>
+        <w:rPr>
+          <w:rFonts w:ascii="맑은 고딕" w:hAnsi="맑은 고딕" w:eastAsia="맑은 고딕"/>
+          <w:b w:val="0"/>
+          <w:color w:val="9AA4B2"/>
+          <w:sz w:val="18"/>
+        </w:rPr>
+        <w:t>4. 배운 점  ← 내가 직접 채울 자리</w:t>
+      </w:r>
+    </w:p>
+    <w:p>
+      <w:pPr>
+        <w:spacing w:before="0" w:after="0"/>
+        <w:ind w:left="170"/>
+      </w:pPr>
+      <w:r>
+        <w:rPr>
+          <w:rFonts w:ascii="맑은 고딕" w:hAnsi="맑은 고딕" w:eastAsia="맑은 고딕"/>
+          <w:b w:val="0"/>
+          <w:color w:val="9AA4B2"/>
+          <w:sz w:val="18"/>
+        </w:rPr>
+        <w:t xml:space="preserve"> </w:t>
+      </w:r>
+    </w:p>
+    <w:p>
+      <w:pPr>
+        <w:spacing w:before="0" w:after="0"/>
+        <w:ind w:left="170"/>
+      </w:pPr>
+      <w:r>
+        <w:rPr>
+          <w:rFonts w:ascii="맑은 고딕" w:hAnsi="맑은 고딕" w:eastAsia="맑은 고딕"/>
+          <w:b w:val="0"/>
+          <w:color w:val="9AA4B2"/>
+          <w:sz w:val="18"/>
+        </w:rPr>
+        <w:t>작성 : [학교명] [이름]</w:t>
       </w:r>
     </w:p>
     <w:tbl>
@@ -4866,7 +5406,7 @@
       </w:tblGrid>
       <w:tr>
         <w:trPr>
-          <w:trHeight w:hRule="atLeast" w:val="3855"/>
+          <w:trHeight w:hRule="atLeast" w:val="1871"/>
         </w:trPr>
         <w:tc>
           <w:tcPr>
